--- a/Sensor_Aware_Transfer_Learning/V3.0/submission/RESPONSE_TO_REVIEWERS.docx
+++ b/Sensor_Aware_Transfer_Learning/V3.0/submission/RESPONSE_TO_REVIEWERS.docx
@@ -457,7 +457,7 @@
         <w:keepLines/>
       </w:pPr>
       <w:r>
-        <w:t>Response: The title is now “Self-Supervised Transfer Learning for Label-Efficient Multigas Electronic Nose Calibration.” The abstract is 184 whitespace-delimited words, leads with the primary gains against scratch, and gives the protocol and a concrete pair-count comparison. It retains concise full-budget and day-independence scope statements, while detailed statistical, acquisition and cost qualifications remain in the methods/discussion. Sensor identity and attention remain precise architectural descriptions, without a title-level implication of uniformly demonstrated benefit.</w:t>
+        <w:t>Response: The title is now “Self-Supervised Transfer Learning for Label-Efficient Multigas Electronic Nose Calibration.” The abstract is 230 whitespace-delimited words, presents the approach and primary gains against scratch in connected prose, and gives the protocol and a concrete pair-count comparison. It retains concise full-budget and day-independence scope statements, while detailed statistical, acquisition and cost qualifications remain in the methods/discussion. Sensor identity and attention remain precise architectural descriptions, without a title-level implication of uniformly demonstrated benefit.</w:t>
       </w:r>
     </w:p>
     <w:p>
